--- a/KHBD_Tin_học/Lớp_8/Tuần_02/KHBD_Tin_hoc_Lớp_8_Tiet02_Bai_1_Luoc_su_cong_cu_tinh_toan_Tiet_2.docx
+++ b/KHBD_Tin_học/Lớp_8/Tuần_02/KHBD_Tin_hoc_Lớp_8_Tiet02_Bai_1_Luoc_su_cong_cu_tinh_toan_Tiet_2.docx
@@ -359,34 +359,30 @@
     </w:p>
     <w:p>
       <w:pPr>
-        <w:spacing w:line="276" w:lineRule="auto" w:after="60" w:before="0"/>
-        <w:ind w:firstLine="0" w:left="850"/>
-        <w:jc w:val="both"/>
-      </w:pPr>
-      <w:r>
-        <w:rPr>
-          <w:rFonts w:ascii="Times New Roman" w:hAnsi="Times New Roman" w:eastAsia="Times New Roman"/>
-          <w:b w:val="0"/>
-          <w:i w:val="0"/>
-          <w:sz w:val="26"/>
-        </w:rPr>
-        <w:t>- Miền I. Khai thác dữ liệu và thông tin (thành tố 1.1. Duyệt, tìm kiếm và lọc dữ liệu, thông tin và nội dung số – Bậc 4): Khai thác thông tin số phục vụ bài học. (Đạt được thông qua Hoạt động 2)</w:t>
-      </w:r>
-    </w:p>
-    <w:p>
-      <w:pPr>
-        <w:spacing w:line="276" w:lineRule="auto" w:after="60" w:before="0"/>
-        <w:ind w:firstLine="0" w:left="850"/>
-        <w:jc w:val="both"/>
-      </w:pPr>
-      <w:r>
-        <w:rPr>
-          <w:rFonts w:ascii="Times New Roman" w:hAnsi="Times New Roman" w:eastAsia="Times New Roman"/>
-          <w:b w:val="0"/>
-          <w:i w:val="0"/>
-          <w:sz w:val="26"/>
-        </w:rPr>
-        <w:t>- Miền IV. An toàn (thành tố 4.1. Bảo vệ thiết bị và nội dung số – Bậc 4): Tuân thủ quy tắc an toàn thiết bị và bảo vệ dữ liệu. (Đạt được thông qua Hoạt động 3, Hoạt động 4)</w:t>
+        <w:spacing w:line="276" w:lineRule="auto" w:after="0" w:before="0"/>
+        <w:ind w:left="850" w:firstLine="0"/>
+        <w:jc w:val="both"/>
+      </w:pPr>
+      <w:r>
+        <w:rPr>
+          <w:rFonts w:ascii="Times New Roman" w:hAnsi="Times New Roman" w:cs="Times New Roman"/>
+          <w:sz w:val="26"/>
+        </w:rPr>
+        <w:t>- 5.1.CB4a: Phân biệt được các vấn đề kỹ thuật khi vận hành thiết bị và sử dụng môi trường số. (Nhận biết, kết nối và sử dụng các thành phần phần cứng và thiết bị số). (Đạt được thông qua Hoạt động 2)</w:t>
+      </w:r>
+    </w:p>
+    <w:p>
+      <w:pPr>
+        <w:spacing w:line="276" w:lineRule="auto" w:after="0" w:before="0"/>
+        <w:ind w:left="850" w:firstLine="0"/>
+        <w:jc w:val="both"/>
+      </w:pPr>
+      <w:r>
+        <w:rPr>
+          <w:rFonts w:ascii="Times New Roman" w:hAnsi="Times New Roman" w:cs="Times New Roman"/>
+          <w:sz w:val="26"/>
+        </w:rPr>
+        <w:t>- 4.1.CB4a: Thiết lập được những cách thức bảo vệ thiết bị và nội dung số. (Thực hiện thao tác sử dụng thiết bị đúng quy cách và bảo vệ an toàn cho thiết bị). (Đạt được thông qua Hoạt động 3, Hoạt động 4)</w:t>
       </w:r>
     </w:p>
     <w:p>
